--- a/reports/Резов_SBER_JAVA_LAB_1.docx
+++ b/reports/Резов_SBER_JAVA_LAB_1.docx
@@ -1357,15 +1357,10 @@
     </w:p>
     <w:p>
       <w:pPr>
-        <w:jc w:val="center"/>
+        <w:ind w:firstLine="0"/>
         <w:rPr>
           <w:lang w:val="en-US"/>
         </w:rPr>
-      </w:pPr>
-    </w:p>
-    <w:p>
-      <w:pPr>
-        <w:ind w:firstLine="0"/>
       </w:pPr>
     </w:p>
     <w:p>
@@ -1375,6 +1370,7 @@
       </w:pPr>
       <w:bookmarkStart w:id="0" w:name="_Toc232554597"/>
       <w:r>
+        <w:lastRenderedPageBreak/>
         <w:t>Введение</w:t>
       </w:r>
       <w:bookmarkEnd w:id="0"/>
@@ -1689,6 +1685,7 @@
       </w:pPr>
       <w:bookmarkStart w:id="2" w:name="_Toc232554599"/>
       <w:r>
+        <w:lastRenderedPageBreak/>
         <w:t>Ход Работы</w:t>
       </w:r>
       <w:bookmarkEnd w:id="2"/>
@@ -1921,9 +1918,9 @@
       </w:pPr>
       <w:r>
         <w:rPr>
+          <w:noProof/>
           <w:lang w:val="en-US" w:eastAsia="en-US"/>
         </w:rPr>
-        <w:lastRenderedPageBreak/>
         <w:drawing>
           <wp:inline distT="0" distB="0" distL="0" distR="0" wp14:anchorId="3C163D21" wp14:editId="7D792FD7">
             <wp:extent cx="4792980" cy="2755383"/>
@@ -1986,10 +1983,12 @@
       </w:pPr>
       <w:r>
         <w:rPr>
+          <w:noProof/>
           <w:sz w:val="28"/>
           <w:szCs w:val="28"/>
           <w:lang w:eastAsia="en-US"/>
         </w:rPr>
+        <w:lastRenderedPageBreak/>
         <w:drawing>
           <wp:inline distT="0" distB="0" distL="0" distR="0" wp14:anchorId="7CFA34DD" wp14:editId="45C025EA">
             <wp:extent cx="4415984" cy="3208020"/>
@@ -2059,6 +2058,7 @@
       </w:pPr>
       <w:r>
         <w:rPr>
+          <w:noProof/>
           <w:sz w:val="28"/>
           <w:szCs w:val="28"/>
           <w:lang w:eastAsia="en-US"/>
@@ -2150,7 +2150,6 @@
           <w:szCs w:val="28"/>
           <w:lang w:eastAsia="en-US"/>
         </w:rPr>
-        <w:lastRenderedPageBreak/>
         <w:t>2.2 Ввод с консоли</w:t>
       </w:r>
       <w:r>
@@ -2169,6 +2168,7 @@
       </w:pPr>
       <w:r>
         <w:rPr>
+          <w:noProof/>
           <w:sz w:val="28"/>
           <w:szCs w:val="28"/>
           <w:lang w:val="en-US" w:eastAsia="en-US"/>
@@ -2247,8 +2247,10 @@
       </w:pPr>
       <w:r>
         <w:rPr>
+          <w:noProof/>
           <w:lang w:eastAsia="en-US"/>
         </w:rPr>
+        <w:lastRenderedPageBreak/>
         <w:drawing>
           <wp:inline distT="0" distB="0" distL="0" distR="0" wp14:anchorId="6DD803AF" wp14:editId="3586C99D">
             <wp:extent cx="4754880" cy="1503975"/>
@@ -2439,6 +2441,9 @@
         </w:rPr>
       </w:pPr>
       <w:r>
+        <w:rPr>
+          <w:noProof/>
+        </w:rPr>
         <w:drawing>
           <wp:inline distT="0" distB="0" distL="0" distR="0" wp14:anchorId="1C1032DE" wp14:editId="7E7E9198">
             <wp:extent cx="4046220" cy="2729630"/>
@@ -2484,7 +2489,6 @@
         <w:rPr>
           <w:sz w:val="24"/>
           <w:szCs w:val="24"/>
-          <w:lang w:val="en-US"/>
         </w:rPr>
       </w:pPr>
       <w:r>
@@ -2527,9 +2531,9 @@
       </w:pPr>
       <w:r>
         <w:rPr>
+          <w:noProof/>
           <w:lang w:val="en-US"/>
         </w:rPr>
-        <w:lastRenderedPageBreak/>
         <w:drawing>
           <wp:inline distT="0" distB="0" distL="0" distR="0" wp14:anchorId="223EAA92" wp14:editId="1E366DBD">
             <wp:extent cx="4145280" cy="3050802"/>
@@ -2606,8 +2610,10 @@
       </w:pPr>
       <w:r>
         <w:rPr>
+          <w:noProof/>
           <w:lang w:val="en-US"/>
         </w:rPr>
+        <w:lastRenderedPageBreak/>
         <w:drawing>
           <wp:inline distT="0" distB="0" distL="0" distR="0" wp14:anchorId="48A46200" wp14:editId="4BA68D9C">
             <wp:extent cx="5564108" cy="2628900"/>
@@ -2668,9 +2674,9 @@
       </w:pPr>
       <w:r>
         <w:rPr>
+          <w:noProof/>
           <w:lang w:val="en-US"/>
         </w:rPr>
-        <w:lastRenderedPageBreak/>
         <w:drawing>
           <wp:inline distT="0" distB="0" distL="0" distR="0" wp14:anchorId="1F3B039B" wp14:editId="176CEDD8">
             <wp:extent cx="5563870" cy="3347243"/>
@@ -2774,8 +2780,10 @@
       </w:pPr>
       <w:r>
         <w:rPr>
+          <w:noProof/>
           <w:lang w:val="en-US"/>
         </w:rPr>
+        <w:lastRenderedPageBreak/>
         <w:drawing>
           <wp:inline distT="0" distB="0" distL="0" distR="0" wp14:anchorId="1EE6FBB0" wp14:editId="7EBA114B">
             <wp:extent cx="5234940" cy="3885772"/>
@@ -2836,9 +2844,9 @@
       </w:pPr>
       <w:r>
         <w:rPr>
+          <w:noProof/>
           <w:lang w:val="en-US"/>
         </w:rPr>
-        <w:lastRenderedPageBreak/>
         <w:drawing>
           <wp:inline distT="0" distB="0" distL="0" distR="0" wp14:anchorId="464B29F3" wp14:editId="307E82E6">
             <wp:extent cx="5814060" cy="3392726"/>
@@ -2910,8 +2918,10 @@
       </w:pPr>
       <w:r>
         <w:rPr>
+          <w:noProof/>
           <w:lang w:val="en-US"/>
         </w:rPr>
+        <w:lastRenderedPageBreak/>
         <w:drawing>
           <wp:inline distT="0" distB="0" distL="0" distR="0" wp14:anchorId="09BFACF1" wp14:editId="47A4576B">
             <wp:extent cx="5940425" cy="4971415"/>
@@ -3023,9 +3033,13 @@
         <w:ind w:firstLine="0"/>
       </w:pPr>
       <w:r>
+        <w:lastRenderedPageBreak/>
         <w:br/>
       </w:r>
       <w:r>
+        <w:rPr>
+          <w:noProof/>
+        </w:rPr>
         <w:drawing>
           <wp:inline distT="0" distB="0" distL="0" distR="0" wp14:anchorId="3B21A264" wp14:editId="7BE49AAE">
             <wp:extent cx="5940425" cy="3453130"/>
@@ -3123,10 +3137,10 @@
       </w:pPr>
       <w:r>
         <w:rPr>
-          <w:sz w:val="28"/>
-          <w:szCs w:val="28"/>
-        </w:rPr>
-        <w:lastRenderedPageBreak/>
+          <w:noProof/>
+          <w:sz w:val="28"/>
+          <w:szCs w:val="28"/>
+        </w:rPr>
         <w:drawing>
           <wp:inline distT="0" distB="0" distL="0" distR="0" wp14:anchorId="1FFA9A50" wp14:editId="263921E9">
             <wp:extent cx="5940425" cy="3552190"/>
@@ -3204,10 +3218,12 @@
       </w:pPr>
       <w:r>
         <w:rPr>
+          <w:noProof/>
           <w:sz w:val="28"/>
           <w:szCs w:val="28"/>
           <w:lang w:val="en-US"/>
         </w:rPr>
+        <w:lastRenderedPageBreak/>
         <w:drawing>
           <wp:inline distT="0" distB="0" distL="0" distR="0" wp14:anchorId="73C9D488" wp14:editId="39A94D09">
             <wp:extent cx="5940425" cy="3548380"/>
@@ -3292,10 +3308,10 @@
       </w:pPr>
       <w:r>
         <w:rPr>
-          <w:sz w:val="28"/>
-          <w:szCs w:val="28"/>
-        </w:rPr>
-        <w:lastRenderedPageBreak/>
+          <w:noProof/>
+          <w:sz w:val="28"/>
+          <w:szCs w:val="28"/>
+        </w:rPr>
         <w:drawing>
           <wp:inline distT="0" distB="0" distL="0" distR="0" wp14:anchorId="786DF1E4" wp14:editId="48305A7B">
             <wp:extent cx="5940425" cy="3676015"/>
@@ -3378,10 +3394,12 @@
       </w:pPr>
       <w:r>
         <w:rPr>
+          <w:noProof/>
           <w:sz w:val="28"/>
           <w:szCs w:val="28"/>
           <w:lang w:val="en-US"/>
         </w:rPr>
+        <w:lastRenderedPageBreak/>
         <w:drawing>
           <wp:inline distT="0" distB="0" distL="0" distR="0" wp14:anchorId="03273F51" wp14:editId="672BFE78">
             <wp:extent cx="5940425" cy="3552825"/>
@@ -3459,10 +3477,10 @@
       </w:pPr>
       <w:r>
         <w:rPr>
-          <w:sz w:val="28"/>
-          <w:szCs w:val="28"/>
-        </w:rPr>
-        <w:lastRenderedPageBreak/>
+          <w:noProof/>
+          <w:sz w:val="28"/>
+          <w:szCs w:val="28"/>
+        </w:rPr>
         <w:drawing>
           <wp:inline distT="0" distB="0" distL="0" distR="0" wp14:anchorId="1DAFE1F1" wp14:editId="13CAF3F3">
             <wp:extent cx="5940425" cy="3854450"/>
@@ -3544,9 +3562,11 @@
       </w:pPr>
       <w:r>
         <w:rPr>
-          <w:sz w:val="28"/>
-          <w:szCs w:val="28"/>
-        </w:rPr>
+          <w:noProof/>
+          <w:sz w:val="28"/>
+          <w:szCs w:val="28"/>
+        </w:rPr>
+        <w:lastRenderedPageBreak/>
         <w:drawing>
           <wp:inline distT="0" distB="0" distL="0" distR="0" wp14:anchorId="67567B35" wp14:editId="08995FBE">
             <wp:extent cx="5940425" cy="3664585"/>
@@ -3624,9 +3644,9 @@
       </w:pPr>
       <w:r>
         <w:rPr>
+          <w:noProof/>
           <w:lang w:val="en-US"/>
         </w:rPr>
-        <w:lastRenderedPageBreak/>
         <w:drawing>
           <wp:inline distT="0" distB="0" distL="0" distR="0" wp14:anchorId="4D9A5E51" wp14:editId="3CF78968">
             <wp:extent cx="5940425" cy="3731895"/>
@@ -3764,8 +3784,10 @@
       </w:pPr>
       <w:r>
         <w:rPr>
+          <w:noProof/>
           <w:lang w:val="en-US"/>
         </w:rPr>
+        <w:lastRenderedPageBreak/>
         <w:drawing>
           <wp:inline distT="0" distB="0" distL="0" distR="0" wp14:anchorId="6BBB7DD5" wp14:editId="46700193">
             <wp:extent cx="5940425" cy="3345815"/>
@@ -3845,9 +3867,9 @@
       </w:pPr>
       <w:r>
         <w:rPr>
+          <w:noProof/>
           <w:lang w:val="en-US"/>
         </w:rPr>
-        <w:lastRenderedPageBreak/>
         <w:drawing>
           <wp:inline distT="0" distB="0" distL="0" distR="0" wp14:anchorId="69DF7C06" wp14:editId="0B7F6A44">
             <wp:extent cx="5410200" cy="3764296"/>
@@ -3991,15 +4013,7 @@
           <w:sz w:val="28"/>
           <w:szCs w:val="28"/>
         </w:rPr>
-        <w:t xml:space="preserve"> </w:t>
-      </w:r>
-      <w:r>
-        <w:rPr>
-          <w:rFonts w:ascii="Times New Roman" w:hAnsi="Times New Roman" w:cs="Times New Roman"/>
-          <w:sz w:val="28"/>
-          <w:szCs w:val="28"/>
-        </w:rPr>
-        <w:t xml:space="preserve">Кусок 1 содержит две ошибки компиляции: переменная </w:t>
+        <w:t xml:space="preserve"> Кусок 1 содержит две ошибки компиляции: переменная </w:t>
       </w:r>
       <w:proofErr w:type="spellStart"/>
       <w:r>
@@ -6177,9 +6191,25 @@
           <w:rFonts w:ascii="Times New Roman" w:hAnsi="Times New Roman" w:cs="Times New Roman"/>
           <w:sz w:val="28"/>
           <w:szCs w:val="28"/>
+        </w:rPr>
+        <w:t xml:space="preserve">: </w:t>
+      </w:r>
+      <w:r>
+        <w:rPr>
+          <w:rFonts w:ascii="Times New Roman" w:hAnsi="Times New Roman" w:cs="Times New Roman"/>
+          <w:sz w:val="28"/>
+          <w:szCs w:val="28"/>
           <w:lang w:val="en-US"/>
         </w:rPr>
-        <w:t xml:space="preserve">: float[] </w:t>
+        <w:t>float</w:t>
+      </w:r>
+      <w:r>
+        <w:rPr>
+          <w:rFonts w:ascii="Times New Roman" w:hAnsi="Times New Roman" w:cs="Times New Roman"/>
+          <w:sz w:val="28"/>
+          <w:szCs w:val="28"/>
+        </w:rPr>
+        <w:t xml:space="preserve">[] </w:t>
       </w:r>
       <w:proofErr w:type="spellStart"/>
       <w:r>
@@ -6197,9 +6227,59 @@
           <w:rFonts w:ascii="Times New Roman" w:hAnsi="Times New Roman" w:cs="Times New Roman"/>
           <w:sz w:val="28"/>
           <w:szCs w:val="28"/>
+        </w:rPr>
+        <w:t xml:space="preserve"> = {7.2</w:t>
+      </w:r>
+      <w:r>
+        <w:rPr>
+          <w:rFonts w:ascii="Times New Roman" w:hAnsi="Times New Roman" w:cs="Times New Roman"/>
+          <w:sz w:val="28"/>
+          <w:szCs w:val="28"/>
           <w:lang w:val="en-US"/>
         </w:rPr>
-        <w:t xml:space="preserve"> = {7.2f, 1.8f, 9.3f}; </w:t>
+        <w:t>f</w:t>
+      </w:r>
+      <w:r>
+        <w:rPr>
+          <w:rFonts w:ascii="Times New Roman" w:hAnsi="Times New Roman" w:cs="Times New Roman"/>
+          <w:sz w:val="28"/>
+          <w:szCs w:val="28"/>
+        </w:rPr>
+        <w:t>, 1.8</w:t>
+      </w:r>
+      <w:r>
+        <w:rPr>
+          <w:rFonts w:ascii="Times New Roman" w:hAnsi="Times New Roman" w:cs="Times New Roman"/>
+          <w:sz w:val="28"/>
+          <w:szCs w:val="28"/>
+          <w:lang w:val="en-US"/>
+        </w:rPr>
+        <w:t>f</w:t>
+      </w:r>
+      <w:r>
+        <w:rPr>
+          <w:rFonts w:ascii="Times New Roman" w:hAnsi="Times New Roman" w:cs="Times New Roman"/>
+          <w:sz w:val="28"/>
+          <w:szCs w:val="28"/>
+        </w:rPr>
+        <w:t>, 9.3</w:t>
+      </w:r>
+      <w:r>
+        <w:rPr>
+          <w:rFonts w:ascii="Times New Roman" w:hAnsi="Times New Roman" w:cs="Times New Roman"/>
+          <w:sz w:val="28"/>
+          <w:szCs w:val="28"/>
+          <w:lang w:val="en-US"/>
+        </w:rPr>
+        <w:t>f</w:t>
+      </w:r>
+      <w:r>
+        <w:rPr>
+          <w:rFonts w:ascii="Times New Roman" w:hAnsi="Times New Roman" w:cs="Times New Roman"/>
+          <w:sz w:val="28"/>
+          <w:szCs w:val="28"/>
+        </w:rPr>
+        <w:t xml:space="preserve">}; </w:t>
       </w:r>
       <w:r>
         <w:rPr>
@@ -6214,9 +6294,25 @@
           <w:rFonts w:ascii="Times New Roman" w:hAnsi="Times New Roman" w:cs="Times New Roman"/>
           <w:sz w:val="28"/>
           <w:szCs w:val="28"/>
+        </w:rPr>
+        <w:t xml:space="preserve"> </w:t>
+      </w:r>
+      <w:r>
+        <w:rPr>
+          <w:rFonts w:ascii="Times New Roman" w:hAnsi="Times New Roman" w:cs="Times New Roman"/>
+          <w:sz w:val="28"/>
+          <w:szCs w:val="28"/>
           <w:lang w:val="en-US"/>
         </w:rPr>
-        <w:t xml:space="preserve"> float[] </w:t>
+        <w:t>float</w:t>
+      </w:r>
+      <w:r>
+        <w:rPr>
+          <w:rFonts w:ascii="Times New Roman" w:hAnsi="Times New Roman" w:cs="Times New Roman"/>
+          <w:sz w:val="28"/>
+          <w:szCs w:val="28"/>
+        </w:rPr>
+        <w:t xml:space="preserve">[] </w:t>
       </w:r>
       <w:proofErr w:type="spellStart"/>
       <w:r>
@@ -6234,9 +6330,25 @@
           <w:rFonts w:ascii="Times New Roman" w:hAnsi="Times New Roman" w:cs="Times New Roman"/>
           <w:sz w:val="28"/>
           <w:szCs w:val="28"/>
+        </w:rPr>
+        <w:t xml:space="preserve"> = </w:t>
+      </w:r>
+      <w:r>
+        <w:rPr>
+          <w:rFonts w:ascii="Times New Roman" w:hAnsi="Times New Roman" w:cs="Times New Roman"/>
+          <w:sz w:val="28"/>
+          <w:szCs w:val="28"/>
           <w:lang w:val="en-US"/>
         </w:rPr>
-        <w:t xml:space="preserve"> = new float[]{7.2f, 1.8f, 9.3f};.</w:t>
+        <w:t>new</w:t>
+      </w:r>
+      <w:r>
+        <w:rPr>
+          <w:rFonts w:ascii="Times New Roman" w:hAnsi="Times New Roman" w:cs="Times New Roman"/>
+          <w:sz w:val="28"/>
+          <w:szCs w:val="28"/>
+        </w:rPr>
+        <w:t xml:space="preserve"> </w:t>
       </w:r>
       <w:r>
         <w:rPr>
@@ -6245,6 +6357,73 @@
           <w:szCs w:val="28"/>
           <w:lang w:val="en-US"/>
         </w:rPr>
+        <w:t>float</w:t>
+      </w:r>
+      <w:r>
+        <w:rPr>
+          <w:rFonts w:ascii="Times New Roman" w:hAnsi="Times New Roman" w:cs="Times New Roman"/>
+          <w:sz w:val="28"/>
+          <w:szCs w:val="28"/>
+        </w:rPr>
+        <w:t>[]{7.2</w:t>
+      </w:r>
+      <w:r>
+        <w:rPr>
+          <w:rFonts w:ascii="Times New Roman" w:hAnsi="Times New Roman" w:cs="Times New Roman"/>
+          <w:sz w:val="28"/>
+          <w:szCs w:val="28"/>
+          <w:lang w:val="en-US"/>
+        </w:rPr>
+        <w:t>f</w:t>
+      </w:r>
+      <w:r>
+        <w:rPr>
+          <w:rFonts w:ascii="Times New Roman" w:hAnsi="Times New Roman" w:cs="Times New Roman"/>
+          <w:sz w:val="28"/>
+          <w:szCs w:val="28"/>
+        </w:rPr>
+        <w:t>, 1.8</w:t>
+      </w:r>
+      <w:r>
+        <w:rPr>
+          <w:rFonts w:ascii="Times New Roman" w:hAnsi="Times New Roman" w:cs="Times New Roman"/>
+          <w:sz w:val="28"/>
+          <w:szCs w:val="28"/>
+          <w:lang w:val="en-US"/>
+        </w:rPr>
+        <w:t>f</w:t>
+      </w:r>
+      <w:r>
+        <w:rPr>
+          <w:rFonts w:ascii="Times New Roman" w:hAnsi="Times New Roman" w:cs="Times New Roman"/>
+          <w:sz w:val="28"/>
+          <w:szCs w:val="28"/>
+        </w:rPr>
+        <w:t>, 9.3</w:t>
+      </w:r>
+      <w:r>
+        <w:rPr>
+          <w:rFonts w:ascii="Times New Roman" w:hAnsi="Times New Roman" w:cs="Times New Roman"/>
+          <w:sz w:val="28"/>
+          <w:szCs w:val="28"/>
+          <w:lang w:val="en-US"/>
+        </w:rPr>
+        <w:t>f</w:t>
+      </w:r>
+      <w:r>
+        <w:rPr>
+          <w:rFonts w:ascii="Times New Roman" w:hAnsi="Times New Roman" w:cs="Times New Roman"/>
+          <w:sz w:val="28"/>
+          <w:szCs w:val="28"/>
+        </w:rPr>
+        <w:t>};.</w:t>
+      </w:r>
+      <w:r>
+        <w:rPr>
+          <w:rFonts w:ascii="Times New Roman" w:hAnsi="Times New Roman" w:cs="Times New Roman"/>
+          <w:sz w:val="28"/>
+          <w:szCs w:val="28"/>
+        </w:rPr>
         <w:br/>
       </w:r>
       <w:r>
@@ -6409,6 +6588,7 @@
           <w:rFonts w:ascii="Times New Roman" w:hAnsi="Times New Roman" w:cs="Times New Roman"/>
           <w:sz w:val="28"/>
           <w:szCs w:val="28"/>
+          <w:lang w:val="en-US"/>
         </w:rPr>
         <w:br/>
       </w:r>
@@ -6417,6 +6597,7 @@
           <w:rFonts w:ascii="Times New Roman" w:hAnsi="Times New Roman" w:cs="Times New Roman"/>
           <w:sz w:val="28"/>
           <w:szCs w:val="28"/>
+          <w:lang w:val="en-US"/>
         </w:rPr>
         <w:br/>
       </w:r>
@@ -7039,85 +7220,127 @@
     </w:p>
     <w:p>
       <w:pPr>
+        <w:jc w:val="left"/>
+        <w:rPr>
+          <w:sz w:val="28"/>
+          <w:szCs w:val="28"/>
+          <w:lang w:eastAsia="en-US"/>
+        </w:rPr>
+      </w:pPr>
+    </w:p>
+    <w:p>
+      <w:pPr>
+        <w:ind w:firstLine="0"/>
+        <w:jc w:val="left"/>
+        <w:rPr>
+          <w:sz w:val="28"/>
+          <w:szCs w:val="28"/>
+          <w:lang w:val="en-US" w:eastAsia="en-US"/>
+        </w:rPr>
+      </w:pPr>
+      <w:r>
+        <w:rPr>
+          <w:sz w:val="28"/>
+          <w:szCs w:val="28"/>
+          <w:lang w:eastAsia="en-US"/>
+        </w:rPr>
+        <w:t xml:space="preserve">Ссылка - </w:t>
+      </w:r>
+      <w:hyperlink r:id="rId29" w:history="1">
+        <w:proofErr w:type="spellStart"/>
+        <w:r>
+          <w:rPr>
+            <w:rStyle w:val="ad"/>
+            <w:sz w:val="28"/>
+            <w:szCs w:val="28"/>
+            <w:lang w:eastAsia="en-US"/>
+          </w:rPr>
+          <w:t>Knohhon</w:t>
+        </w:r>
+        <w:proofErr w:type="spellEnd"/>
+        <w:r>
+          <w:rPr>
+            <w:rStyle w:val="ad"/>
+            <w:sz w:val="28"/>
+            <w:szCs w:val="28"/>
+            <w:lang w:eastAsia="en-US"/>
+          </w:rPr>
+          <w:t>/</w:t>
+        </w:r>
+        <w:proofErr w:type="spellStart"/>
+        <w:r>
+          <w:rPr>
+            <w:rStyle w:val="ad"/>
+            <w:sz w:val="28"/>
+            <w:szCs w:val="28"/>
+            <w:lang w:eastAsia="en-US"/>
+          </w:rPr>
+          <w:t>java_sber</w:t>
+        </w:r>
+        <w:proofErr w:type="spellEnd"/>
+      </w:hyperlink>
+      <w:r>
+        <w:rPr>
+          <w:sz w:val="28"/>
+          <w:szCs w:val="28"/>
+          <w:lang w:eastAsia="en-US"/>
+        </w:rPr>
+        <w:br/>
+      </w:r>
+      <w:r>
+        <w:rPr>
+          <w:sz w:val="28"/>
+          <w:szCs w:val="28"/>
+          <w:lang w:eastAsia="en-US"/>
+        </w:rPr>
+        <w:br/>
+      </w:r>
+      <w:r>
+        <w:rPr>
+          <w:sz w:val="28"/>
+          <w:szCs w:val="28"/>
+          <w:lang w:eastAsia="en-US"/>
+        </w:rPr>
+        <w:br/>
+      </w:r>
+      <w:r>
+        <w:rPr>
+          <w:sz w:val="28"/>
+          <w:szCs w:val="28"/>
+          <w:lang w:eastAsia="en-US"/>
+        </w:rPr>
+        <w:br/>
+      </w:r>
+    </w:p>
+    <w:p>
+      <w:pPr>
         <w:jc w:val="center"/>
         <w:rPr>
           <w:sz w:val="28"/>
           <w:szCs w:val="28"/>
+          <w:lang w:val="en-US" w:eastAsia="en-US"/>
+        </w:rPr>
+      </w:pPr>
+    </w:p>
+    <w:p>
+      <w:pPr>
+        <w:jc w:val="center"/>
+        <w:rPr>
+          <w:sz w:val="28"/>
+          <w:szCs w:val="28"/>
+          <w:lang w:val="en-US" w:eastAsia="en-US"/>
+        </w:rPr>
+      </w:pPr>
+    </w:p>
+    <w:p>
+      <w:pPr>
+        <w:jc w:val="center"/>
+        <w:rPr>
+          <w:sz w:val="28"/>
+          <w:szCs w:val="28"/>
           <w:lang w:eastAsia="en-US"/>
         </w:rPr>
       </w:pPr>
-      <w:r>
-        <w:rPr>
-          <w:sz w:val="28"/>
-          <w:szCs w:val="28"/>
-          <w:lang w:eastAsia="en-US"/>
-        </w:rPr>
-        <w:t xml:space="preserve">Ссылка - </w:t>
-      </w:r>
-      <w:r>
-        <w:rPr>
-          <w:sz w:val="28"/>
-          <w:szCs w:val="28"/>
-          <w:lang w:eastAsia="en-US"/>
-        </w:rPr>
-        <w:br/>
-      </w:r>
-      <w:r>
-        <w:rPr>
-          <w:sz w:val="28"/>
-          <w:szCs w:val="28"/>
-          <w:lang w:eastAsia="en-US"/>
-        </w:rPr>
-        <w:br/>
-      </w:r>
-      <w:r>
-        <w:rPr>
-          <w:sz w:val="28"/>
-          <w:szCs w:val="28"/>
-          <w:lang w:eastAsia="en-US"/>
-        </w:rPr>
-        <w:br/>
-      </w:r>
-      <w:r>
-        <w:rPr>
-          <w:sz w:val="28"/>
-          <w:szCs w:val="28"/>
-          <w:lang w:eastAsia="en-US"/>
-        </w:rPr>
-        <w:br/>
-      </w:r>
-      <w:r>
-        <w:rPr>
-          <w:sz w:val="28"/>
-          <w:szCs w:val="28"/>
-          <w:lang w:eastAsia="en-US"/>
-        </w:rPr>
-        <w:br/>
-      </w:r>
-      <w:r>
-        <w:rPr>
-          <w:sz w:val="28"/>
-          <w:szCs w:val="28"/>
-          <w:lang w:eastAsia="en-US"/>
-        </w:rPr>
-        <w:br/>
-      </w:r>
-      <w:r>
-        <w:rPr>
-          <w:sz w:val="28"/>
-          <w:szCs w:val="28"/>
-          <w:lang w:eastAsia="en-US"/>
-        </w:rPr>
-        <w:br/>
-      </w:r>
-      <w:r>
-        <w:rPr>
-          <w:sz w:val="28"/>
-          <w:szCs w:val="28"/>
-          <w:lang w:eastAsia="en-US"/>
-        </w:rPr>
-        <w:br/>
-      </w:r>
       <w:r>
         <w:rPr>
           <w:sz w:val="28"/>
@@ -8754,6 +8977,7 @@
   <w:style w:type="character" w:default="1" w:styleId="a0">
     <w:name w:val="Default Paragraph Font"/>
     <w:uiPriority w:val="1"/>
+    <w:semiHidden/>
     <w:unhideWhenUsed/>
   </w:style>
   <w:style w:type="table" w:default="1" w:styleId="a1">
@@ -9187,6 +9411,18 @@
       <w:ind w:left="480"/>
     </w:pPr>
   </w:style>
+  <w:style w:type="character" w:styleId="af">
+    <w:name w:val="Unresolved Mention"/>
+    <w:basedOn w:val="a0"/>
+    <w:uiPriority w:val="99"/>
+    <w:semiHidden/>
+    <w:unhideWhenUsed/>
+    <w:rsid w:val="0034680C"/>
+    <w:rPr>
+      <w:color w:val="605E5C"/>
+      <w:shd w:val="clear" w:color="auto" w:fill="E1DFDD"/>
+    </w:rPr>
+  </w:style>
 </w:styles>
 </file>
 
